--- a/docs/WeeeR_Screens.docx
+++ b/docs/WeeeR_Screens.docx
@@ -2949,7 +2949,12 @@
               <w:rPr>
                 <w:sz w:val="16"/>
               </w:rPr>
-              <w:t>C3 SHIPPING service</w:t>
+            </w:r>
+            <w:r>
+              <w:rPr>
+                <w:sz w:val="16"/>
+              </w:rPr>
+              <w:t>C3 SHIPPING service / C2 variant -&gt; R-07b: /repair/pickup/queue (PICKUP_DELIVERY)</w:t>
             </w:r>
           </w:p>
         </w:tc>
@@ -3035,163 +3040,6 @@
                 <w:sz w:val="16"/>
               </w:rPr>
               <w:t>http://localhost:3001/repair/parcel/queue</w:t>
-            </w:r>
-          </w:p>
-        </w:tc>
-      </w:tr>
-      <w:tr>
-        <w:tc>
-          <w:tcPr>
-            <w:tcW w:type="dxa" w:w="1571"/>
-            <w:shd w:val="clear" w:color="auto" w:fill="FFF8F5"/>
-          </w:tcPr>
-          <w:p>
-            <w:pPr>
-              <w:jc w:val="left"/>
-            </w:pPr>
-            <w:r>
-              <w:rPr>
-                <w:b/>
-                <w:color w:val="B8300E"/>
-                <w:sz w:val="16"/>
-              </w:rPr>
-              <w:t>R-07b</w:t>
-            </w:r>
-          </w:p>
-        </w:tc>
-        <w:tc>
-          <w:tcPr>
-            <w:tcW w:type="dxa" w:w="1571"/>
-            <w:shd w:val="clear" w:color="auto" w:fill="FFF8F5"/>
-          </w:tcPr>
-          <w:p>
-            <w:pPr>
-              <w:jc w:val="left"/>
-            </w:pPr>
-            <w:r>
-              <w:rPr>
-                <w:sz w:val="16"/>
-              </w:rPr>
-              <w:t>คิว Pickup</w:t>
-            </w:r>
-          </w:p>
-        </w:tc>
-        <w:tc>
-          <w:tcPr>
-            <w:tcW w:type="dxa" w:w="1571"/>
-            <w:shd w:val="clear" w:color="auto" w:fill="FFF8F5"/>
-          </w:tcPr>
-          <w:p>
-            <w:pPr>
-              <w:jc w:val="left"/>
-            </w:pPr>
-            <w:r>
-              <w:rPr>
-                <w:sz w:val="16"/>
-              </w:rPr>
-              <w:t>R-64</w:t>
-            </w:r>
-          </w:p>
-        </w:tc>
-        <w:tc>
-          <w:tcPr>
-            <w:tcW w:type="dxa" w:w="1571"/>
-            <w:shd w:val="clear" w:color="auto" w:fill="FFF8F5"/>
-          </w:tcPr>
-          <w:p>
-            <w:pPr>
-              <w:jc w:val="left"/>
-            </w:pPr>
-            <w:r>
-              <w:rPr>
-                <w:sz w:val="16"/>
-              </w:rPr>
-              <w:t>C2 PICKUP_DELIVERY</w:t>
-            </w:r>
-          </w:p>
-        </w:tc>
-        <w:tc>
-          <w:tcPr>
-            <w:tcW w:type="dxa" w:w="1571"/>
-            <w:shd w:val="clear" w:color="auto" w:fill="FFF8F5"/>
-          </w:tcPr>
-          <w:p>
-            <w:pPr>
-              <w:jc w:val="left"/>
-            </w:pPr>
-            <w:r>
-              <w:rPr>
-                <w:sz w:val="16"/>
-              </w:rPr>
-              <w:t>R-65</w:t>
-            </w:r>
-          </w:p>
-        </w:tc>
-        <w:tc>
-          <w:tcPr>
-            <w:tcW w:type="dxa" w:w="1571"/>
-            <w:shd w:val="clear" w:color="auto" w:fill="FFF8F5"/>
-          </w:tcPr>
-          <w:p>
-            <w:pPr>
-              <w:jc w:val="left"/>
-            </w:pPr>
-            <w:r>
-              <w:rPr>
-                <w:sz w:val="16"/>
-              </w:rPr>
-              <w:t>-</w:t>
-            </w:r>
-          </w:p>
-        </w:tc>
-        <w:tc>
-          <w:tcPr>
-            <w:tcW w:type="dxa" w:w="1571"/>
-            <w:shd w:val="clear" w:color="auto" w:fill="FFF8F5"/>
-          </w:tcPr>
-          <w:p>
-            <w:pPr>
-              <w:jc w:val="left"/>
-            </w:pPr>
-            <w:r>
-              <w:rPr>
-                <w:sz w:val="16"/>
-              </w:rPr>
-              <w:t>รายการงาน pickup</w:t>
-            </w:r>
-          </w:p>
-        </w:tc>
-        <w:tc>
-          <w:tcPr>
-            <w:tcW w:type="dxa" w:w="1571"/>
-            <w:shd w:val="clear" w:color="auto" w:fill="FFF8F5"/>
-          </w:tcPr>
-          <w:p>
-            <w:pPr>
-              <w:jc w:val="left"/>
-            </w:pPr>
-            <w:r>
-              <w:rPr>
-                <w:sz w:val="16"/>
-              </w:rPr>
-              <w:t>C2 queue</w:t>
-            </w:r>
-          </w:p>
-        </w:tc>
-        <w:tc>
-          <w:tcPr>
-            <w:tcW w:type="dxa" w:w="1571"/>
-            <w:shd w:val="clear" w:color="auto" w:fill="FFF8F5"/>
-          </w:tcPr>
-          <w:p>
-            <w:pPr>
-              <w:jc w:val="left"/>
-            </w:pPr>
-            <w:r>
-              <w:rPr>
-                <w:sz w:val="16"/>
-              </w:rPr>
-              <w:t>http://localhost:3001/repair/pickup/queue</w:t>
             </w:r>
           </w:p>
         </w:tc>

--- a/docs/WeeeR_Screens.docx
+++ b/docs/WeeeR_Screens.docx
@@ -2949,11 +2949,6 @@
               <w:rPr>
                 <w:sz w:val="16"/>
               </w:rPr>
-            </w:r>
-            <w:r>
-              <w:rPr>
-                <w:sz w:val="16"/>
-              </w:rPr>
               <w:t>C3 SHIPPING service / C2 variant -&gt; R-07b: /repair/pickup/queue (PICKUP_DELIVERY)</w:t>
             </w:r>
           </w:p>
@@ -3040,6 +3035,163 @@
                 <w:sz w:val="16"/>
               </w:rPr>
               <w:t>http://localhost:3001/repair/parcel/queue</w:t>
+            </w:r>
+          </w:p>
+        </w:tc>
+      </w:tr>
+      <w:tr>
+        <w:tc>
+          <w:tcPr>
+            <w:tcW w:type="dxa" w:w="1571"/>
+            <w:shd w:val="clear" w:color="auto" w:fill="FFFFFF"/>
+          </w:tcPr>
+          <w:p>
+            <w:pPr>
+              <w:jc w:val="left"/>
+            </w:pPr>
+            <w:r>
+              <w:rPr>
+                <w:b/>
+                <w:color w:val="B8300E"/>
+                <w:sz w:val="16"/>
+              </w:rPr>
+              <w:t>R-07b</w:t>
+            </w:r>
+          </w:p>
+        </w:tc>
+        <w:tc>
+          <w:tcPr>
+            <w:tcW w:type="dxa" w:w="1571"/>
+            <w:shd w:val="clear" w:color="auto" w:fill="FFFFFF"/>
+          </w:tcPr>
+          <w:p>
+            <w:pPr>
+              <w:jc w:val="left"/>
+            </w:pPr>
+            <w:r>
+              <w:rPr>
+                <w:sz w:val="16"/>
+              </w:rPr>
+              <w:t>คิวรับ-ส่ง (Pickup)</w:t>
+            </w:r>
+          </w:p>
+        </w:tc>
+        <w:tc>
+          <w:tcPr>
+            <w:tcW w:type="dxa" w:w="1571"/>
+            <w:shd w:val="clear" w:color="auto" w:fill="FFFFFF"/>
+          </w:tcPr>
+          <w:p>
+            <w:pPr>
+              <w:jc w:val="left"/>
+            </w:pPr>
+            <w:r>
+              <w:rPr>
+                <w:sz w:val="16"/>
+              </w:rPr>
+              <w:t>R-64</w:t>
+            </w:r>
+          </w:p>
+        </w:tc>
+        <w:tc>
+          <w:tcPr>
+            <w:tcW w:type="dxa" w:w="1571"/>
+            <w:shd w:val="clear" w:color="auto" w:fill="FFFFFF"/>
+          </w:tcPr>
+          <w:p>
+            <w:pPr>
+              <w:jc w:val="left"/>
+            </w:pPr>
+            <w:r>
+              <w:rPr>
+                <w:sz w:val="16"/>
+              </w:rPr>
+              <w:t>C2 PICKUP_DELIVERY</w:t>
+            </w:r>
+          </w:p>
+        </w:tc>
+        <w:tc>
+          <w:tcPr>
+            <w:tcW w:type="dxa" w:w="1571"/>
+            <w:shd w:val="clear" w:color="auto" w:fill="FFFFFF"/>
+          </w:tcPr>
+          <w:p>
+            <w:pPr>
+              <w:jc w:val="left"/>
+            </w:pPr>
+            <w:r>
+              <w:rPr>
+                <w:sz w:val="16"/>
+              </w:rPr>
+              <w:t>R-65</w:t>
+            </w:r>
+          </w:p>
+        </w:tc>
+        <w:tc>
+          <w:tcPr>
+            <w:tcW w:type="dxa" w:w="1571"/>
+            <w:shd w:val="clear" w:color="auto" w:fill="FFFFFF"/>
+          </w:tcPr>
+          <w:p>
+            <w:pPr>
+              <w:jc w:val="left"/>
+            </w:pPr>
+            <w:r>
+              <w:rPr>
+                <w:sz w:val="16"/>
+              </w:rPr>
+              <w:t>-</w:t>
+            </w:r>
+          </w:p>
+        </w:tc>
+        <w:tc>
+          <w:tcPr>
+            <w:tcW w:type="dxa" w:w="1571"/>
+            <w:shd w:val="clear" w:color="auto" w:fill="FFFFFF"/>
+          </w:tcPr>
+          <w:p>
+            <w:pPr>
+              <w:jc w:val="left"/>
+            </w:pPr>
+            <w:r>
+              <w:rPr>
+                <w:sz w:val="16"/>
+              </w:rPr>
+              <w:t>คิวรับ-ส่งพัสดุ</w:t>
+            </w:r>
+          </w:p>
+        </w:tc>
+        <w:tc>
+          <w:tcPr>
+            <w:tcW w:type="dxa" w:w="1571"/>
+            <w:shd w:val="clear" w:color="auto" w:fill="FFFFFF"/>
+          </w:tcPr>
+          <w:p>
+            <w:pPr>
+              <w:jc w:val="left"/>
+            </w:pPr>
+            <w:r>
+              <w:rPr>
+                <w:sz w:val="16"/>
+              </w:rPr>
+              <w:t>C2 pickup queue</w:t>
+            </w:r>
+          </w:p>
+        </w:tc>
+        <w:tc>
+          <w:tcPr>
+            <w:tcW w:type="dxa" w:w="1571"/>
+            <w:shd w:val="clear" w:color="auto" w:fill="FFFFFF"/>
+          </w:tcPr>
+          <w:p>
+            <w:pPr>
+              <w:jc w:val="left"/>
+            </w:pPr>
+            <w:r>
+              <w:rPr>
+                <w:sz w:val="16"/>
+              </w:rPr>
+              <w:t>http://localhost:3001/repair/pickup/queue</w:t>
             </w:r>
           </w:p>
         </w:tc>
